--- a/data/revised_2026-10_full/tracked/v2/Core_Mathematics/SS2.6_Area_of_a_Part_of_a_Circle/Core_Mathematics_Area_of_a_Part_of_a_Circle_SummaryTable_TRACKED.docx
+++ b/data/revised_2026-10_full/tracked/v2/Core_Mathematics/SS2.6_Area_of_a_Part_of_a_Circle/Core_Mathematics_Area_of_a_Part_of_a_Circle_SummaryTable_TRACKED.docx
@@ -1385,7 +1385,7 @@
               </w:rPr>
               <w:t xml:space="preserve">The common region between two intersecting circles is a lens shape equal to the sum of two circular segments — one from each circle. The central angle for each segment is found </w:t>
             </w:r>
-            <w:del w:id="9001" w:author="Claude (AI) - proposed" w:date="2026-10-15T20:14:21Z">
+            <w:del w:id="9001" w:author="Claude (AI) - proposed" w:date="2026-10-18T00:27:49Z">
               <w:r>
                 <w:rPr>
                   <w:rFonts w:ascii="Arial" w:cs="Arial" w:eastAsia="Arial" w:hAnsi="Arial"/>
@@ -1400,7 +1400,7 @@
                 <w:delText xml:space="preserve">using the cosine rule applied to the triangle</w:delText>
               </w:r>
             </w:del>
-            <w:ins w:id="9002" w:author="Claude (AI) - proposed" w:date="2026-10-15T20:14:21Z">
+            <w:ins w:id="9002" w:author="Claude (AI) - proposed" w:date="2026-10-18T00:27:49Z">
               <w:r>
                 <w:rPr>
                   <w:rFonts w:ascii="Arial" w:cs="Arial" w:eastAsia="Arial" w:hAnsi="Arial"/>
@@ -1428,7 +1428,7 @@
               </w:rPr>
               <w:t xml:space="preserve"> formed by the </w:t>
             </w:r>
-            <w:del w:id="9003" w:author="Claude (AI) - proposed" w:date="2026-10-15T20:14:21Z">
+            <w:del w:id="9003" w:author="Claude (AI) - proposed" w:date="2026-10-18T00:27:49Z">
               <w:r>
                 <w:rPr>
                   <w:rFonts w:ascii="Arial" w:cs="Arial" w:eastAsia="Arial" w:hAnsi="Arial"/>
@@ -1443,7 +1443,7 @@
                 <w:delText xml:space="preserve">two centres and one intersection point: cosα</w:delText>
               </w:r>
             </w:del>
-            <w:ins w:id="9004" w:author="Claude (AI) - proposed" w:date="2026-10-15T20:14:21Z">
+            <w:ins w:id="9004" w:author="Claude (AI) - proposed" w:date="2026-10-18T00:27:49Z">
               <w:r>
                 <w:rPr>
                   <w:rFonts w:ascii="Arial" w:cs="Arial" w:eastAsia="Arial" w:hAnsi="Arial"/>
@@ -1471,7 +1471,7 @@
               </w:rPr>
               <w:t xml:space="preserve"> = (r₁² + d² − r₂²)/(</w:t>
             </w:r>
-            <w:del w:id="9005" w:author="Claude (AI) - proposed" w:date="2026-10-15T20:14:21Z">
+            <w:del w:id="9005" w:author="Claude (AI) - proposed" w:date="2026-10-18T00:27:49Z">
               <w:r>
                 <w:rPr>
                   <w:rFonts w:ascii="Arial" w:cs="Arial" w:eastAsia="Arial" w:hAnsi="Arial"/>
@@ -1486,7 +1486,7 @@
                 <w:delText xml:space="preserve">2r₁d)</w:delText>
               </w:r>
             </w:del>
-            <w:ins w:id="9006" w:author="Claude (AI) - proposed" w:date="2026-10-15T20:14:21Z">
+            <w:ins w:id="9006" w:author="Claude (AI) - proposed" w:date="2026-10-18T00:27:49Z">
               <w:r>
                 <w:rPr>
                   <w:rFonts w:ascii="Arial" w:cs="Arial" w:eastAsia="Arial" w:hAnsi="Arial"/>
@@ -1514,7 +1514,7 @@
               </w:rPr>
               <w:t xml:space="preserve"> and cosβ = (</w:t>
             </w:r>
-            <w:del w:id="9007" w:author="Claude (AI) - proposed" w:date="2026-10-15T20:14:21Z">
+            <w:del w:id="9007" w:author="Claude (AI) - proposed" w:date="2026-10-18T00:27:49Z">
               <w:r>
                 <w:rPr>
                   <w:rFonts w:ascii="Arial" w:cs="Arial" w:eastAsia="Arial" w:hAnsi="Arial"/>
@@ -1529,7 +1529,7 @@
                 <w:delText xml:space="preserve">r₂² + d² − r₁²)/(2r₂d)</w:delText>
               </w:r>
             </w:del>
-            <w:ins w:id="9008" w:author="Claude (AI) - proposed" w:date="2026-10-15T20:14:21Z">
+            <w:ins w:id="9008" w:author="Claude (AI) - proposed" w:date="2026-10-18T00:27:49Z">
               <w:r>
                 <w:rPr>
                   <w:rFonts w:ascii="Arial" w:cs="Arial" w:eastAsia="Arial" w:hAnsi="Arial"/>
@@ -1557,7 +1557,7 @@
               </w:rPr>
               <w:t xml:space="preserve">. Each segment area is calculated as A = (</w:t>
             </w:r>
-            <w:del w:id="9009" w:author="Claude (AI) - proposed" w:date="2026-10-15T20:14:21Z">
+            <w:del w:id="9009" w:author="Claude (AI) - proposed" w:date="2026-10-18T00:27:49Z">
               <w:r>
                 <w:rPr>
                   <w:rFonts w:ascii="Arial" w:cs="Arial" w:eastAsia="Arial" w:hAnsi="Arial"/>
@@ -1572,7 +1572,7 @@
                 <w:delText xml:space="preserve">2θ</w:delText>
               </w:r>
             </w:del>
-            <w:ins w:id="9010" w:author="Claude (AI) - proposed" w:date="2026-10-15T20:14:21Z">
+            <w:ins w:id="9010" w:author="Claude (AI) - proposed" w:date="2026-10-18T00:27:49Z">
               <w:r>
                 <w:rPr>
                   <w:rFonts w:ascii="Arial" w:cs="Arial" w:eastAsia="Arial" w:hAnsi="Arial"/>
@@ -1600,7 +1600,7 @@
               </w:rPr>
               <w:t xml:space="preserve">/360)</w:t>
             </w:r>
-            <w:del w:id="9011" w:author="Claude (AI) - proposed" w:date="2026-10-15T20:14:21Z">
+            <w:del w:id="9011" w:author="Claude (AI) - proposed" w:date="2026-10-18T00:27:49Z">
               <w:r>
                 <w:rPr>
                   <w:rFonts w:ascii="Arial" w:cs="Arial" w:eastAsia="Arial" w:hAnsi="Arial"/>
@@ -1615,7 +1615,7 @@
                 <w:delText xml:space="preserve">πr² − ½r²sin(2θ</w:delText>
               </w:r>
             </w:del>
-            <w:ins w:id="9012" w:author="Claude (AI) - proposed" w:date="2026-10-15T20:14:21Z">
+            <w:ins w:id="9012" w:author="Claude (AI) - proposed" w:date="2026-10-18T00:27:49Z">
               <w:r>
                 <w:rPr>
                   <w:rFonts w:ascii="Arial" w:cs="Arial" w:eastAsia="Arial" w:hAnsi="Arial"/>
@@ -1676,7 +1676,7 @@
               </w:rPr>
               <w:t xml:space="preserve">For the Laikipia farmer's two overlapping irrigation plots (r₁ = 42 m, r₂ = 35 m, d = 49 m), the central angle at A is approximately 88.8° and at B approximately 114.2°. The segment from Circle A has area ≈ 485.</w:t>
             </w:r>
-            <w:del w:id="9013" w:author="Claude (AI) - proposed" w:date="2026-10-15T20:14:21Z">
+            <w:del w:id="9013" w:author="Claude (AI) - proposed" w:date="2026-10-18T00:27:49Z">
               <w:r>
                 <w:rPr>
                   <w:rFonts w:ascii="Arial" w:cs="Arial" w:eastAsia="Arial" w:hAnsi="Arial"/>
@@ -1691,7 +1691,7 @@
                 <w:delText xml:space="preserve">8</w:delText>
               </w:r>
             </w:del>
-            <w:ins w:id="9014" w:author="Claude (AI) - proposed" w:date="2026-10-15T20:14:21Z">
+            <w:ins w:id="9014" w:author="Claude (AI) - proposed" w:date="2026-10-18T00:27:49Z">
               <w:r>
                 <w:rPr>
                   <w:rFonts w:ascii="Arial" w:cs="Arial" w:eastAsia="Arial" w:hAnsi="Arial"/>
@@ -1719,7 +1719,7 @@
               </w:rPr>
               <w:t xml:space="preserve"> m², the segment from Circle B ≈ 662.</w:t>
             </w:r>
-            <w:del w:id="9015" w:author="Claude (AI) - proposed" w:date="2026-10-15T20:14:21Z">
+            <w:del w:id="9015" w:author="Claude (AI) - proposed" w:date="2026-10-18T00:27:49Z">
               <w:r>
                 <w:rPr>
                   <w:rFonts w:ascii="Arial" w:cs="Arial" w:eastAsia="Arial" w:hAnsi="Arial"/>
@@ -1734,7 +1734,7 @@
                 <w:delText xml:space="preserve">3</w:delText>
               </w:r>
             </w:del>
-            <w:ins w:id="9016" w:author="Claude (AI) - proposed" w:date="2026-10-15T20:14:21Z">
+            <w:ins w:id="9016" w:author="Claude (AI) - proposed" w:date="2026-10-18T00:27:49Z">
               <w:r>
                 <w:rPr>
                   <w:rFonts w:ascii="Arial" w:cs="Arial" w:eastAsia="Arial" w:hAnsi="Arial"/>
@@ -2037,7 +2037,7 @@
               </w:rPr>
               <w:t xml:space="preserve">Learners consolidated all five formulae for the area of parts of a circle — annulus A = π(R²−r²), sector A = (θ/360)πr², annular sector A = (θ/360)π(R²−r²), segment A = (θ/360)πr² − ½r²sinθ, and the common region as the sum of two segment areas </w:t>
             </w:r>
-            <w:del w:id="9017" w:author="Claude (AI) - proposed" w:date="2026-10-15T20:14:21Z">
+            <w:del w:id="9017" w:author="Claude (AI) - proposed" w:date="2026-10-18T00:27:49Z">
               <w:r>
                 <w:rPr>
                   <w:rFonts w:ascii="Arial" w:cs="Arial" w:eastAsia="Arial" w:hAnsi="Arial"/>
@@ -2052,7 +2052,7 @@
                 <w:delText xml:space="preserve">derived via the cosine rule</w:delText>
               </w:r>
             </w:del>
-            <w:ins w:id="9018" w:author="Claude (AI) - proposed" w:date="2026-10-15T20:14:21Z">
+            <w:ins w:id="9018" w:author="Claude (AI) - proposed" w:date="2026-10-18T00:27:49Z">
               <w:r>
                 <w:rPr>
                   <w:rFonts w:ascii="Arial" w:cs="Arial" w:eastAsia="Arial" w:hAnsi="Arial"/>
@@ -2235,7 +2235,7 @@
         </w:rPr>
         <w:t xml:space="preserve">© 2026 SeaVuria and ARES. This work is licensed under a </w:t>
       </w:r>
-      <w:hyperlink w:history="1" r:id="rIdoirej7v8xgrekgtx_wszo">
+      <w:hyperlink w:history="1" r:id="rIddmia6-b-blvqgwae-3tpq">
         <w:r>
           <w:rPr>
             <w:rFonts w:ascii="Arial" w:cs="Arial" w:eastAsia="Arial" w:hAnsi="Arial"/>
@@ -2255,7 +2255,7 @@
         </w:rPr>
         <w:t xml:space="preserve"> (</w:t>
       </w:r>
-      <w:hyperlink w:history="1" r:id="rIdrhr0wak-k59utai7jkein">
+      <w:hyperlink w:history="1" r:id="rIdjygxaaukyrdiwreuaa3tc">
         <w:r>
           <w:rPr>
             <w:rFonts w:ascii="Arial" w:cs="Arial" w:eastAsia="Arial" w:hAnsi="Arial"/>
@@ -2275,7 +2275,7 @@
         </w:rPr>
         <w:t xml:space="preserve">). To view a copy of this license, visit </w:t>
       </w:r>
-      <w:hyperlink w:history="1" r:id="rId5zfmgoqjx7gzjczgjhtai">
+      <w:hyperlink w:history="1" r:id="rId_ag-5eos8wnlv9i5awz5v">
         <w:r>
           <w:rPr>
             <w:rFonts w:ascii="Arial" w:cs="Arial" w:eastAsia="Arial" w:hAnsi="Arial"/>
